--- a/signage/POWEROFF.docx
+++ b/signage/POWEROFF.docx
@@ -8,16 +8,16 @@
         <w:rPr>
           <w:b/>
           <w:bCs/>
-          <w:sz w:val="36"/>
-          <w:szCs w:val="36"/>
+          <w:sz w:val="28"/>
+          <w:szCs w:val="28"/>
         </w:rPr>
       </w:pPr>
       <w:r>
         <w:rPr>
           <w:b/>
           <w:bCs/>
-          <w:sz w:val="36"/>
-          <w:szCs w:val="36"/>
+          <w:sz w:val="28"/>
+          <w:szCs w:val="28"/>
         </w:rPr>
         <w:t>IDM AUDIO LAB</w:t>
       </w:r>
@@ -26,14 +26,14 @@
       <w:pPr>
         <w:spacing w:after="0" w:line="240" w:lineRule="auto"/>
         <w:rPr>
-          <w:sz w:val="36"/>
-          <w:szCs w:val="36"/>
-        </w:rPr>
-      </w:pPr>
-      <w:r>
-        <w:rPr>
-          <w:sz w:val="36"/>
-          <w:szCs w:val="36"/>
+          <w:sz w:val="28"/>
+          <w:szCs w:val="28"/>
+        </w:rPr>
+      </w:pPr>
+      <w:r>
+        <w:rPr>
+          <w:sz w:val="28"/>
+          <w:szCs w:val="28"/>
         </w:rPr>
         <w:t>BEFORE YOU LEAVE, TURN OFF…</w:t>
       </w:r>
@@ -42,8 +42,8 @@
       <w:pPr>
         <w:spacing w:after="0" w:line="240" w:lineRule="auto"/>
         <w:rPr>
-          <w:sz w:val="36"/>
-          <w:szCs w:val="36"/>
+          <w:sz w:val="28"/>
+          <w:szCs w:val="28"/>
         </w:rPr>
       </w:pPr>
     </w:p>
@@ -51,14 +51,14 @@
       <w:pPr>
         <w:spacing w:after="0" w:line="240" w:lineRule="auto"/>
         <w:rPr>
-          <w:sz w:val="36"/>
-          <w:szCs w:val="36"/>
-        </w:rPr>
-      </w:pPr>
-      <w:r>
-        <w:rPr>
-          <w:sz w:val="36"/>
-          <w:szCs w:val="36"/>
+          <w:sz w:val="28"/>
+          <w:szCs w:val="28"/>
+        </w:rPr>
+      </w:pPr>
+      <w:r>
+        <w:rPr>
+          <w:sz w:val="28"/>
+          <w:szCs w:val="28"/>
         </w:rPr>
         <w:t xml:space="preserve">THE </w:t>
       </w:r>
@@ -66,86 +66,150 @@
         <w:rPr>
           <w:b/>
           <w:bCs/>
-          <w:sz w:val="36"/>
-          <w:szCs w:val="36"/>
-        </w:rPr>
-        <w:t>FIVE</w:t>
-      </w:r>
-      <w:r>
-        <w:rPr>
-          <w:sz w:val="36"/>
-          <w:szCs w:val="36"/>
+          <w:sz w:val="28"/>
+          <w:szCs w:val="28"/>
+        </w:rPr>
+        <w:t>SIX</w:t>
+      </w:r>
+      <w:r>
+        <w:rPr>
+          <w:sz w:val="28"/>
+          <w:szCs w:val="28"/>
         </w:rPr>
         <w:t xml:space="preserve"> </w:t>
       </w:r>
       <w:r>
         <w:rPr>
-          <w:sz w:val="36"/>
-          <w:szCs w:val="36"/>
-        </w:rPr>
-        <w:t xml:space="preserve">(5) </w:t>
-      </w:r>
-      <w:r>
-        <w:rPr>
-          <w:sz w:val="36"/>
-          <w:szCs w:val="36"/>
+          <w:sz w:val="28"/>
+          <w:szCs w:val="28"/>
+        </w:rPr>
+        <w:t>(</w:t>
+      </w:r>
+      <w:r>
+        <w:rPr>
+          <w:sz w:val="28"/>
+          <w:szCs w:val="28"/>
+        </w:rPr>
+        <w:t>6</w:t>
+      </w:r>
+      <w:r>
+        <w:rPr>
+          <w:sz w:val="28"/>
+          <w:szCs w:val="28"/>
+        </w:rPr>
+        <w:t xml:space="preserve">) </w:t>
+      </w:r>
+      <w:r>
+        <w:rPr>
+          <w:sz w:val="28"/>
+          <w:szCs w:val="28"/>
         </w:rPr>
         <w:t xml:space="preserve">POWER </w:t>
       </w:r>
       <w:r>
         <w:rPr>
-          <w:sz w:val="36"/>
-          <w:szCs w:val="36"/>
+          <w:sz w:val="28"/>
+          <w:szCs w:val="28"/>
         </w:rPr>
         <w:t>SWITCHES:</w:t>
       </w:r>
     </w:p>
     <w:p>
       <w:pPr>
+        <w:pStyle w:val="ListParagraph"/>
+        <w:numPr>
+          <w:ilvl w:val="0"/>
+          <w:numId w:val="1"/>
+        </w:numPr>
         <w:spacing w:after="0" w:line="240" w:lineRule="auto"/>
         <w:rPr>
-          <w:sz w:val="36"/>
-          <w:szCs w:val="36"/>
-        </w:rPr>
-      </w:pPr>
-      <w:r>
-        <w:rPr>
-          <w:sz w:val="36"/>
-          <w:szCs w:val="36"/>
-        </w:rPr>
-        <w:tab/>
+          <w:sz w:val="28"/>
+          <w:szCs w:val="28"/>
+        </w:rPr>
+      </w:pPr>
+      <w:r>
+        <w:rPr>
+          <w:sz w:val="28"/>
+          <w:szCs w:val="28"/>
+        </w:rPr>
         <w:t xml:space="preserve">THE </w:t>
       </w:r>
       <w:r>
         <w:rPr>
           <w:b/>
           <w:bCs/>
-          <w:sz w:val="36"/>
-          <w:szCs w:val="36"/>
+          <w:sz w:val="28"/>
+          <w:szCs w:val="28"/>
         </w:rPr>
         <w:t>TWO</w:t>
       </w:r>
       <w:r>
         <w:rPr>
-          <w:sz w:val="36"/>
-          <w:szCs w:val="36"/>
-        </w:rPr>
-        <w:t xml:space="preserve"> POWER STRIPS ON THE CENTER TABLE</w:t>
+          <w:sz w:val="28"/>
+          <w:szCs w:val="28"/>
+        </w:rPr>
+        <w:t xml:space="preserve"> POWER </w:t>
+      </w:r>
+      <w:r>
+        <w:rPr>
+          <w:sz w:val="28"/>
+          <w:szCs w:val="28"/>
+        </w:rPr>
+        <w:t>CONDITIONERS</w:t>
+      </w:r>
+      <w:r>
+        <w:rPr>
+          <w:sz w:val="28"/>
+          <w:szCs w:val="28"/>
+        </w:rPr>
+        <w:t xml:space="preserve"> ON THE </w:t>
+      </w:r>
+      <w:r>
+        <w:rPr>
+          <w:sz w:val="28"/>
+          <w:szCs w:val="28"/>
+        </w:rPr>
+        <w:t xml:space="preserve">RACK NEAR THE </w:t>
+      </w:r>
+      <w:r>
+        <w:rPr>
+          <w:sz w:val="28"/>
+          <w:szCs w:val="28"/>
+        </w:rPr>
+        <w:t>CENTER TABLE</w:t>
+      </w:r>
+      <w:r>
+        <w:rPr>
+          <w:sz w:val="28"/>
+          <w:szCs w:val="28"/>
+        </w:rPr>
+        <w:t xml:space="preserve"> (WHERE THE 80s SYNTHS ARE)</w:t>
+      </w:r>
+      <w:r>
+        <w:rPr>
+          <w:sz w:val="28"/>
+          <w:szCs w:val="28"/>
+        </w:rPr>
+        <w:t xml:space="preserve"> [1 + 2]</w:t>
       </w:r>
     </w:p>
     <w:p>
       <w:pPr>
+        <w:pStyle w:val="ListParagraph"/>
+        <w:numPr>
+          <w:ilvl w:val="0"/>
+          <w:numId w:val="1"/>
+        </w:numPr>
         <w:spacing w:after="0" w:line="240" w:lineRule="auto"/>
-        <w:ind w:left="720"/>
-        <w:rPr>
-          <w:sz w:val="36"/>
-          <w:szCs w:val="36"/>
-        </w:rPr>
-      </w:pPr>
-      <w:r>
-        <w:rPr>
-          <w:sz w:val="36"/>
-          <w:szCs w:val="36"/>
+        <w:rPr>
+          <w:sz w:val="28"/>
+          <w:szCs w:val="28"/>
+        </w:rPr>
+      </w:pPr>
+      <w:r>
+        <w:rPr>
+          <w:sz w:val="28"/>
+          <w:szCs w:val="28"/>
         </w:rPr>
         <w:t xml:space="preserve">THE </w:t>
       </w:r>
@@ -153,53 +217,113 @@
         <w:rPr>
           <w:b/>
           <w:bCs/>
-          <w:sz w:val="36"/>
-          <w:szCs w:val="36"/>
-        </w:rPr>
-        <w:t>THREE</w:t>
-      </w:r>
-      <w:r>
-        <w:rPr>
-          <w:sz w:val="36"/>
-          <w:szCs w:val="36"/>
-        </w:rPr>
-        <w:t xml:space="preserve"> POWER CONDITIONERS AROUND THE</w:t>
-      </w:r>
-      <w:r>
-        <w:rPr>
-          <w:sz w:val="36"/>
-          <w:szCs w:val="36"/>
-        </w:rPr>
-        <w:t xml:space="preserve"> </w:t>
-      </w:r>
-      <w:r>
-        <w:rPr>
-          <w:sz w:val="36"/>
-          <w:szCs w:val="36"/>
-        </w:rPr>
-        <w:t>OUTSIDE OF THE ROOM</w:t>
+          <w:sz w:val="28"/>
+          <w:szCs w:val="28"/>
+        </w:rPr>
+        <w:t>TWO</w:t>
+      </w:r>
+      <w:r>
+        <w:rPr>
+          <w:sz w:val="28"/>
+          <w:szCs w:val="28"/>
+        </w:rPr>
+        <w:t xml:space="preserve"> POWER CONDITIONERS </w:t>
+      </w:r>
+      <w:r>
+        <w:rPr>
+          <w:sz w:val="28"/>
+          <w:szCs w:val="28"/>
+        </w:rPr>
+        <w:t>UNDERNEATH THE MAIN MIXER ALONG THE WALL</w:t>
+      </w:r>
+      <w:r>
+        <w:rPr>
+          <w:sz w:val="28"/>
+          <w:szCs w:val="28"/>
+        </w:rPr>
+        <w:t xml:space="preserve"> [3 + 4]</w:t>
       </w:r>
     </w:p>
     <w:p>
       <w:pPr>
+        <w:pStyle w:val="ListParagraph"/>
+        <w:numPr>
+          <w:ilvl w:val="0"/>
+          <w:numId w:val="1"/>
+        </w:numPr>
+        <w:spacing w:after="0" w:line="240" w:lineRule="auto"/>
+        <w:rPr>
+          <w:sz w:val="28"/>
+          <w:szCs w:val="28"/>
+        </w:rPr>
+      </w:pPr>
+      <w:r>
+        <w:rPr>
+          <w:sz w:val="28"/>
+          <w:szCs w:val="28"/>
+        </w:rPr>
+        <w:t xml:space="preserve">THE </w:t>
+      </w:r>
+      <w:r>
+        <w:rPr>
+          <w:b/>
+          <w:bCs/>
+          <w:sz w:val="28"/>
+          <w:szCs w:val="28"/>
+        </w:rPr>
+        <w:t xml:space="preserve">TWO </w:t>
+      </w:r>
+      <w:r>
+        <w:rPr>
+          <w:sz w:val="28"/>
+          <w:szCs w:val="28"/>
+        </w:rPr>
+        <w:t xml:space="preserve">POWER CONDITIONERS UNDERNEATH THE SERGE SYNTHESIZERS IN THE </w:t>
+      </w:r>
+      <w:proofErr w:type="gramStart"/>
+      <w:r>
+        <w:rPr>
+          <w:sz w:val="28"/>
+          <w:szCs w:val="28"/>
+        </w:rPr>
+        <w:t>FAR RIGHT</w:t>
+      </w:r>
+      <w:proofErr w:type="gramEnd"/>
+      <w:r>
+        <w:rPr>
+          <w:sz w:val="28"/>
+          <w:szCs w:val="28"/>
+        </w:rPr>
+        <w:t xml:space="preserve"> CORNER OF THE ROOM</w:t>
+      </w:r>
+      <w:r>
+        <w:rPr>
+          <w:sz w:val="28"/>
+          <w:szCs w:val="28"/>
+        </w:rPr>
+        <w:t xml:space="preserve"> [5 + 6]</w:t>
+      </w:r>
+    </w:p>
+    <w:p>
+      <w:pPr>
         <w:spacing w:after="0" w:line="240" w:lineRule="auto"/>
         <w:jc w:val="center"/>
         <w:rPr>
-          <w:sz w:val="36"/>
-          <w:szCs w:val="36"/>
+          <w:sz w:val="28"/>
+          <w:szCs w:val="28"/>
         </w:rPr>
       </w:pPr>
       <w:r>
         <w:rPr>
           <w:noProof/>
-          <w:sz w:val="36"/>
-          <w:szCs w:val="36"/>
+          <w:sz w:val="28"/>
+          <w:szCs w:val="28"/>
         </w:rPr>
         <w:drawing>
-          <wp:inline distT="0" distB="0" distL="0" distR="0" wp14:anchorId="45B95A82" wp14:editId="531F24F8">
-            <wp:extent cx="2500860" cy="2910254"/>
-            <wp:effectExtent l="0" t="0" r="1270" b="0"/>
-            <wp:docPr id="544492110" name="Picture 1" descr="A floor plan of a room&#10;&#10;AI-generated content may be incorrect."/>
+          <wp:inline distT="0" distB="0" distL="0" distR="0" wp14:anchorId="45B95A82" wp14:editId="1FD22F9F">
+            <wp:extent cx="2639731" cy="3071857"/>
+            <wp:effectExtent l="0" t="0" r="1905" b="1905"/>
+            <wp:docPr id="544492110" name="Picture 1"/>
             <wp:cNvGraphicFramePr>
               <a:graphicFrameLocks xmlns:a="http://schemas.openxmlformats.org/drawingml/2006/main" noChangeAspect="1"/>
             </wp:cNvGraphicFramePr>
@@ -207,11 +331,11 @@
               <a:graphicData uri="http://schemas.openxmlformats.org/drawingml/2006/picture">
                 <pic:pic xmlns:pic="http://schemas.openxmlformats.org/drawingml/2006/picture">
                   <pic:nvPicPr>
-                    <pic:cNvPr id="544492110" name="Picture 1" descr="A floor plan of a room&#10;&#10;AI-generated content may be incorrect."/>
+                    <pic:cNvPr id="544492110" name="Picture 1"/>
                     <pic:cNvPicPr/>
                   </pic:nvPicPr>
                   <pic:blipFill>
-                    <a:blip r:embed="rId4" cstate="print">
+                    <a:blip r:embed="rId5" cstate="print">
                       <a:extLst>
                         <a:ext uri="{28A0092B-C50C-407E-A947-70E740481C1C}">
                           <a14:useLocalDpi xmlns:a14="http://schemas.microsoft.com/office/drawing/2010/main" val="0"/>
@@ -225,7 +349,7 @@
                   <pic:spPr>
                     <a:xfrm>
                       <a:off x="0" y="0"/>
-                      <a:ext cx="2639731" cy="3071858"/>
+                      <a:ext cx="2639731" cy="3071857"/>
                     </a:xfrm>
                     <a:prstGeom prst="rect">
                       <a:avLst/>
@@ -242,14 +366,14 @@
       <w:pPr>
         <w:spacing w:after="0" w:line="240" w:lineRule="auto"/>
         <w:rPr>
-          <w:sz w:val="36"/>
-          <w:szCs w:val="36"/>
-        </w:rPr>
-      </w:pPr>
-      <w:r>
-        <w:rPr>
-          <w:sz w:val="36"/>
-          <w:szCs w:val="36"/>
+          <w:sz w:val="28"/>
+          <w:szCs w:val="28"/>
+        </w:rPr>
+      </w:pPr>
+      <w:r>
+        <w:rPr>
+          <w:sz w:val="28"/>
+          <w:szCs w:val="28"/>
         </w:rPr>
         <w:t>ALSO TURN OFF…</w:t>
       </w:r>
@@ -259,14 +383,14 @@
         <w:spacing w:after="0" w:line="240" w:lineRule="auto"/>
         <w:ind w:firstLine="720"/>
         <w:rPr>
-          <w:sz w:val="36"/>
-          <w:szCs w:val="36"/>
-        </w:rPr>
-      </w:pPr>
-      <w:r>
-        <w:rPr>
-          <w:sz w:val="36"/>
-          <w:szCs w:val="36"/>
+          <w:sz w:val="28"/>
+          <w:szCs w:val="28"/>
+        </w:rPr>
+      </w:pPr>
+      <w:r>
+        <w:rPr>
+          <w:sz w:val="28"/>
+          <w:szCs w:val="28"/>
         </w:rPr>
         <w:t xml:space="preserve">ANY </w:t>
       </w:r>
@@ -274,15 +398,15 @@
         <w:rPr>
           <w:b/>
           <w:bCs/>
-          <w:sz w:val="36"/>
-          <w:szCs w:val="36"/>
+          <w:sz w:val="28"/>
+          <w:szCs w:val="28"/>
         </w:rPr>
         <w:t>OSCILLOSCOPES</w:t>
       </w:r>
       <w:r>
         <w:rPr>
-          <w:sz w:val="36"/>
-          <w:szCs w:val="36"/>
+          <w:sz w:val="28"/>
+          <w:szCs w:val="28"/>
         </w:rPr>
         <w:t xml:space="preserve"> YOU’VE TURNED ON</w:t>
       </w:r>
@@ -292,14 +416,14 @@
         <w:spacing w:after="0" w:line="240" w:lineRule="auto"/>
         <w:ind w:firstLine="720"/>
         <w:rPr>
-          <w:sz w:val="36"/>
-          <w:szCs w:val="36"/>
-        </w:rPr>
-      </w:pPr>
-      <w:r>
-        <w:rPr>
-          <w:sz w:val="36"/>
-          <w:szCs w:val="36"/>
+          <w:sz w:val="28"/>
+          <w:szCs w:val="28"/>
+        </w:rPr>
+      </w:pPr>
+      <w:r>
+        <w:rPr>
+          <w:sz w:val="28"/>
+          <w:szCs w:val="28"/>
         </w:rPr>
         <w:t xml:space="preserve">THE GUITAR AND BASS </w:t>
       </w:r>
@@ -307,8 +431,8 @@
         <w:rPr>
           <w:b/>
           <w:bCs/>
-          <w:sz w:val="36"/>
-          <w:szCs w:val="36"/>
+          <w:sz w:val="28"/>
+          <w:szCs w:val="28"/>
         </w:rPr>
         <w:t>AMPS</w:t>
       </w:r>
@@ -318,14 +442,14 @@
         <w:spacing w:after="0" w:line="240" w:lineRule="auto"/>
         <w:ind w:firstLine="720"/>
         <w:rPr>
-          <w:sz w:val="36"/>
-          <w:szCs w:val="36"/>
-        </w:rPr>
-      </w:pPr>
-      <w:r>
-        <w:rPr>
-          <w:sz w:val="36"/>
-          <w:szCs w:val="36"/>
+          <w:sz w:val="28"/>
+          <w:szCs w:val="28"/>
+        </w:rPr>
+      </w:pPr>
+      <w:r>
+        <w:rPr>
+          <w:sz w:val="28"/>
+          <w:szCs w:val="28"/>
         </w:rPr>
         <w:t xml:space="preserve">THE </w:t>
       </w:r>
@@ -333,8 +457,8 @@
         <w:rPr>
           <w:b/>
           <w:bCs/>
-          <w:sz w:val="36"/>
-          <w:szCs w:val="36"/>
+          <w:sz w:val="28"/>
+          <w:szCs w:val="28"/>
         </w:rPr>
         <w:t>FAIRY LIGHTS</w:t>
       </w:r>
@@ -345,8 +469,8 @@
         <w:rPr>
           <w:b/>
           <w:bCs/>
-          <w:sz w:val="36"/>
-          <w:szCs w:val="36"/>
+          <w:sz w:val="28"/>
+          <w:szCs w:val="28"/>
         </w:rPr>
       </w:pPr>
     </w:p>
@@ -354,23 +478,51 @@
       <w:pPr>
         <w:spacing w:after="0" w:line="240" w:lineRule="auto"/>
         <w:rPr>
-          <w:sz w:val="36"/>
-          <w:szCs w:val="36"/>
+          <w:sz w:val="28"/>
+          <w:szCs w:val="28"/>
         </w:rPr>
       </w:pPr>
       <w:r>
         <w:rPr>
           <w:b/>
           <w:bCs/>
-          <w:sz w:val="36"/>
-          <w:szCs w:val="36"/>
-        </w:rPr>
-        <w:t>DO NOT TURN OFF INDIVIDUAL EQUIPMENT</w:t>
-      </w:r>
-      <w:r>
-        <w:rPr>
-          <w:sz w:val="36"/>
-          <w:szCs w:val="36"/>
+          <w:sz w:val="28"/>
+          <w:szCs w:val="28"/>
+          <w:u w:val="single"/>
+        </w:rPr>
+        <w:t>DO NOT TURN OFF</w:t>
+      </w:r>
+      <w:r>
+        <w:rPr>
+          <w:b/>
+          <w:bCs/>
+          <w:sz w:val="28"/>
+          <w:szCs w:val="28"/>
+        </w:rPr>
+        <w:t xml:space="preserve"> </w:t>
+      </w:r>
+      <w:r>
+        <w:rPr>
+          <w:b/>
+          <w:bCs/>
+          <w:sz w:val="28"/>
+          <w:szCs w:val="28"/>
+        </w:rPr>
+        <w:t xml:space="preserve">ANY OTHER </w:t>
+      </w:r>
+      <w:r>
+        <w:rPr>
+          <w:b/>
+          <w:bCs/>
+          <w:sz w:val="28"/>
+          <w:szCs w:val="28"/>
+        </w:rPr>
+        <w:t>INDIVIDUAL EQUIPMENT</w:t>
+      </w:r>
+      <w:r>
+        <w:rPr>
+          <w:sz w:val="28"/>
+          <w:szCs w:val="28"/>
         </w:rPr>
         <w:t xml:space="preserve"> </w:t>
       </w:r>
@@ -379,38 +531,24 @@
       <w:pPr>
         <w:spacing w:after="0" w:line="240" w:lineRule="auto"/>
         <w:rPr>
-          <w:sz w:val="36"/>
-          <w:szCs w:val="36"/>
-        </w:rPr>
-      </w:pPr>
-      <w:r>
-        <w:rPr>
-          <w:sz w:val="36"/>
-          <w:szCs w:val="36"/>
-        </w:rPr>
-        <w:t>(</w:t>
-      </w:r>
-      <w:r>
-        <w:rPr>
-          <w:sz w:val="36"/>
-          <w:szCs w:val="36"/>
-        </w:rPr>
-        <w:t>OTHER THAN WHAT’S LISTED ABOVE</w:t>
-      </w:r>
-      <w:r>
-        <w:rPr>
-          <w:sz w:val="36"/>
-          <w:szCs w:val="36"/>
-        </w:rPr>
-        <w:t>)</w:t>
+          <w:sz w:val="28"/>
+          <w:szCs w:val="28"/>
+        </w:rPr>
+      </w:pPr>
+      <w:r>
+        <w:rPr>
+          <w:sz w:val="28"/>
+          <w:szCs w:val="28"/>
+        </w:rPr>
+        <w:t>(SPEAKERS, SYNTHS, ETC.)</w:t>
       </w:r>
     </w:p>
     <w:p>
       <w:pPr>
         <w:spacing w:after="0" w:line="240" w:lineRule="auto"/>
         <w:rPr>
-          <w:sz w:val="36"/>
-          <w:szCs w:val="36"/>
+          <w:sz w:val="28"/>
+          <w:szCs w:val="28"/>
         </w:rPr>
       </w:pPr>
     </w:p>
@@ -418,14 +556,14 @@
       <w:pPr>
         <w:spacing w:after="0" w:line="240" w:lineRule="auto"/>
         <w:rPr>
-          <w:sz w:val="36"/>
-          <w:szCs w:val="36"/>
-        </w:rPr>
-      </w:pPr>
-      <w:r>
-        <w:rPr>
-          <w:sz w:val="36"/>
-          <w:szCs w:val="36"/>
+          <w:sz w:val="28"/>
+          <w:szCs w:val="28"/>
+        </w:rPr>
+      </w:pPr>
+      <w:r>
+        <w:rPr>
+          <w:sz w:val="28"/>
+          <w:szCs w:val="28"/>
         </w:rPr>
         <w:t>MAKE SURE THE DOOR IS CLOSED</w:t>
       </w:r>
@@ -435,18 +573,18 @@
         <w:spacing w:after="0" w:line="240" w:lineRule="auto"/>
         <w:jc w:val="right"/>
         <w:rPr>
-          <w:sz w:val="36"/>
-          <w:szCs w:val="36"/>
+          <w:sz w:val="28"/>
+          <w:szCs w:val="28"/>
         </w:rPr>
       </w:pPr>
       <w:r>
         <w:rPr>
           <w:noProof/>
-          <w:sz w:val="36"/>
-          <w:szCs w:val="36"/>
+          <w:sz w:val="28"/>
+          <w:szCs w:val="28"/>
         </w:rPr>
         <w:drawing>
-          <wp:inline distT="0" distB="0" distL="0" distR="0" wp14:anchorId="3328E90C" wp14:editId="30A20824">
+          <wp:inline distT="0" distB="0" distL="0" distR="0" wp14:anchorId="3328E90C" wp14:editId="0FB91521">
             <wp:extent cx="2435321" cy="811774"/>
             <wp:effectExtent l="0" t="0" r="3175" b="1270"/>
             <wp:docPr id="1712612892" name="Picture 3" descr="A logo with black text&#10;&#10;AI-generated content may be incorrect."/>
@@ -461,7 +599,7 @@
                     <pic:cNvPicPr/>
                   </pic:nvPicPr>
                   <pic:blipFill>
-                    <a:blip r:embed="rId5" cstate="print">
+                    <a:blip r:embed="rId6" cstate="print">
                       <a:extLst>
                         <a:ext uri="{28A0092B-C50C-407E-A947-70E740481C1C}">
                           <a14:useLocalDpi xmlns:a14="http://schemas.microsoft.com/office/drawing/2010/main" val="0"/>
@@ -496,6 +634,126 @@
     </w:sectPr>
   </w:body>
 </w:document>
+</file>
+
+<file path=word/numbering.xml><?xml version="1.0" encoding="utf-8"?>
+<w:numbering xmlns:wpc="http://schemas.microsoft.com/office/word/2010/wordprocessingCanvas" xmlns:cx="http://schemas.microsoft.com/office/drawing/2014/chartex" xmlns:cx1="http://schemas.microsoft.com/office/drawing/2015/9/8/chartex" xmlns:cx2="http://schemas.microsoft.com/office/drawing/2015/10/21/chartex" xmlns:cx3="http://schemas.microsoft.com/office/drawing/2016/5/9/chartex" xmlns:cx4="http://schemas.microsoft.com/office/drawing/2016/5/10/chartex" xmlns:cx5="http://schemas.microsoft.com/office/drawing/2016/5/11/chartex" xmlns:cx6="http://schemas.microsoft.com/office/drawing/2016/5/12/chartex" xmlns:cx7="http://schemas.microsoft.com/office/drawing/2016/5/13/chartex" xmlns:cx8="http://schemas.microsoft.com/office/drawing/2016/5/14/chartex" xmlns:mc="http://schemas.openxmlformats.org/markup-compatibility/2006" xmlns:aink="http://schemas.microsoft.com/office/drawing/2016/ink" xmlns:am3d="http://schemas.microsoft.com/office/drawing/2017/model3d" xmlns:o="urn:schemas-microsoft-com:office:office" xmlns:oel="http://schemas.microsoft.com/office/2019/extlst" xmlns:r="http://schemas.openxmlformats.org/officeDocument/2006/relationships" xmlns:m="http://schemas.openxmlformats.org/officeDocument/2006/math" xmlns:v="urn:schemas-microsoft-com:vml" xmlns:wp14="http://schemas.microsoft.com/office/word/2010/wordprocessingDrawing" xmlns:wp="http://schemas.openxmlformats.org/drawingml/2006/wordprocessingDrawing" xmlns:w10="urn:schemas-microsoft-com:office:word" xmlns:w="http://schemas.openxmlformats.org/wordprocessingml/2006/main" xmlns:w14="http://schemas.microsoft.com/office/word/2010/wordml" xmlns:w15="http://schemas.microsoft.com/office/word/2012/wordml" xmlns:w16cex="http://schemas.microsoft.com/office/word/2018/wordml/cex" xmlns:w16cid="http://schemas.microsoft.com/office/word/2016/wordml/cid" xmlns:w16="http://schemas.microsoft.com/office/word/2018/wordml" xmlns:w16du="http://schemas.microsoft.com/office/word/2023/wordml/word16du" xmlns:w16sdtdh="http://schemas.microsoft.com/office/word/2020/wordml/sdtdatahash" xmlns:w16sdtfl="http://schemas.microsoft.com/office/word/2024/wordml/sdtformatlock" xmlns:w16se="http://schemas.microsoft.com/office/word/2015/wordml/symex" xmlns:wpg="http://schemas.microsoft.com/office/word/2010/wordprocessingGroup" xmlns:wpi="http://schemas.microsoft.com/office/word/2010/wordprocessingInk" xmlns:wne="http://schemas.microsoft.com/office/word/2006/wordml" xmlns:wps="http://schemas.microsoft.com/office/word/2010/wordprocessingShape" mc:Ignorable="w14 w15 w16se w16cid w16 w16cex w16sdtdh w16sdtfl w16du wp14">
+  <w:abstractNum w:abstractNumId="0" w15:restartNumberingAfterBreak="0">
+    <w:nsid w:val="317B79EC"/>
+    <w:multiLevelType w:val="hybridMultilevel"/>
+    <w:tmpl w:val="4858C5A2"/>
+    <w:lvl w:ilvl="0" w:tplc="99EC7BB4">
+      <w:numFmt w:val="bullet"/>
+      <w:lvlText w:val="-"/>
+      <w:lvlJc w:val="left"/>
+      <w:pPr>
+        <w:ind w:left="720" w:hanging="360"/>
+      </w:pPr>
+      <w:rPr>
+        <w:rFonts w:ascii="Aptos" w:eastAsiaTheme="minorHAnsi" w:hAnsi="Aptos" w:cstheme="minorBidi" w:hint="default"/>
+      </w:rPr>
+    </w:lvl>
+    <w:lvl w:ilvl="1" w:tplc="04090003" w:tentative="1">
+      <w:start w:val="1"/>
+      <w:numFmt w:val="bullet"/>
+      <w:lvlText w:val="o"/>
+      <w:lvlJc w:val="left"/>
+      <w:pPr>
+        <w:ind w:left="1440" w:hanging="360"/>
+      </w:pPr>
+      <w:rPr>
+        <w:rFonts w:ascii="Courier New" w:hAnsi="Courier New" w:cs="Courier New" w:hint="default"/>
+      </w:rPr>
+    </w:lvl>
+    <w:lvl w:ilvl="2" w:tplc="04090005" w:tentative="1">
+      <w:start w:val="1"/>
+      <w:numFmt w:val="bullet"/>
+      <w:lvlText w:val=""/>
+      <w:lvlJc w:val="left"/>
+      <w:pPr>
+        <w:ind w:left="2160" w:hanging="360"/>
+      </w:pPr>
+      <w:rPr>
+        <w:rFonts w:ascii="Wingdings" w:hAnsi="Wingdings" w:hint="default"/>
+      </w:rPr>
+    </w:lvl>
+    <w:lvl w:ilvl="3" w:tplc="04090001" w:tentative="1">
+      <w:start w:val="1"/>
+      <w:numFmt w:val="bullet"/>
+      <w:lvlText w:val=""/>
+      <w:lvlJc w:val="left"/>
+      <w:pPr>
+        <w:ind w:left="2880" w:hanging="360"/>
+      </w:pPr>
+      <w:rPr>
+        <w:rFonts w:ascii="Symbol" w:hAnsi="Symbol" w:hint="default"/>
+      </w:rPr>
+    </w:lvl>
+    <w:lvl w:ilvl="4" w:tplc="04090003" w:tentative="1">
+      <w:start w:val="1"/>
+      <w:numFmt w:val="bullet"/>
+      <w:lvlText w:val="o"/>
+      <w:lvlJc w:val="left"/>
+      <w:pPr>
+        <w:ind w:left="3600" w:hanging="360"/>
+      </w:pPr>
+      <w:rPr>
+        <w:rFonts w:ascii="Courier New" w:hAnsi="Courier New" w:cs="Courier New" w:hint="default"/>
+      </w:rPr>
+    </w:lvl>
+    <w:lvl w:ilvl="5" w:tplc="04090005" w:tentative="1">
+      <w:start w:val="1"/>
+      <w:numFmt w:val="bullet"/>
+      <w:lvlText w:val=""/>
+      <w:lvlJc w:val="left"/>
+      <w:pPr>
+        <w:ind w:left="4320" w:hanging="360"/>
+      </w:pPr>
+      <w:rPr>
+        <w:rFonts w:ascii="Wingdings" w:hAnsi="Wingdings" w:hint="default"/>
+      </w:rPr>
+    </w:lvl>
+    <w:lvl w:ilvl="6" w:tplc="04090001" w:tentative="1">
+      <w:start w:val="1"/>
+      <w:numFmt w:val="bullet"/>
+      <w:lvlText w:val=""/>
+      <w:lvlJc w:val="left"/>
+      <w:pPr>
+        <w:ind w:left="5040" w:hanging="360"/>
+      </w:pPr>
+      <w:rPr>
+        <w:rFonts w:ascii="Symbol" w:hAnsi="Symbol" w:hint="default"/>
+      </w:rPr>
+    </w:lvl>
+    <w:lvl w:ilvl="7" w:tplc="04090003" w:tentative="1">
+      <w:start w:val="1"/>
+      <w:numFmt w:val="bullet"/>
+      <w:lvlText w:val="o"/>
+      <w:lvlJc w:val="left"/>
+      <w:pPr>
+        <w:ind w:left="5760" w:hanging="360"/>
+      </w:pPr>
+      <w:rPr>
+        <w:rFonts w:ascii="Courier New" w:hAnsi="Courier New" w:cs="Courier New" w:hint="default"/>
+      </w:rPr>
+    </w:lvl>
+    <w:lvl w:ilvl="8" w:tplc="04090005" w:tentative="1">
+      <w:start w:val="1"/>
+      <w:numFmt w:val="bullet"/>
+      <w:lvlText w:val=""/>
+      <w:lvlJc w:val="left"/>
+      <w:pPr>
+        <w:ind w:left="6480" w:hanging="360"/>
+      </w:pPr>
+      <w:rPr>
+        <w:rFonts w:ascii="Wingdings" w:hAnsi="Wingdings" w:hint="default"/>
+      </w:rPr>
+    </w:lvl>
+  </w:abstractNum>
+  <w:num w:numId="1" w16cid:durableId="1889293966">
+    <w:abstractNumId w:val="0"/>
+  </w:num>
+</w:numbering>
 </file>
 
 <file path=word/styles.xml><?xml version="1.0" encoding="utf-8"?>
